--- a/Comment3_Response_v3.docx
+++ b/Comment3_Response_v3.docx
@@ -1227,7 +1227,7 @@
         <w:ind w:firstLine="425"/>
       </w:pPr>
       <w:r>
-        <w:t>Within the optimal λ₁ = 3×10⁻⁴ band, performance is highly stable: 90% of combinations (36/40) outperform M3a, with MSE varying only from 1.803×10⁻⁵ to 1.808×10⁻⁵ (a 0.28% range). The network penalty parameter λ_net has minimal standalone effect—its five tested values (10⁻⁴ to 10⁻²) all produce nearly identical mean MSE at the optimal λ₁ and τ. This confirms that the network structure, not the penalty magnitude, drives M4’s advantage.</w:t>
+        <w:t>Within the optimal λ₁ = 3×10⁻⁴ band, performance is stable: 90% of combinations (36/40) outperform M3a, with MSE varying only 0.28% from 1.803×10⁻⁵ to 1.808×10⁻⁵. The penalty parameter λ_net has minimal standalone effect across its five tested values, confirming that the network structure, not penalty magnitude, drives M4’s advantage.</w:t>
       </w:r>
     </w:p>
     <w:p>
@@ -1238,7 +1238,7 @@
         <w:rPr>
           <w:color w:val="003366"/>
         </w:rPr>
-        <w:t>4.4 M3 (Sparse VARX) Sensitivity</w:t>
+        <w:t>4.4 Parameter Optimization Checks (P0/P1/P2)</w:t>
       </w:r>
     </w:p>
     <w:p>
@@ -1246,7 +1246,7 @@
         <w:ind w:firstLine="425"/>
       </w:pPr>
       <w:r>
-        <w:t>As an additional robustness check, we examine M3’s performance across its full λ₁ × λ₃ grid (16 combinations × 3 folds = 48 fits). Data source: VARX/tuning_folds.csv, model=’M3’.</w:t>
+        <w:t>Three targeted checks confirm that all selected parameters are genuine interior optima (script: VARX/grid_search.py):</w:t>
       </w:r>
     </w:p>
     <w:tbl>
@@ -1257,17 +1257,14 @@
         <w:tblLook w:firstColumn="1" w:firstRow="1" w:lastColumn="0" w:lastRow="0" w:noHBand="0" w:noVBand="1" w:val="04A0"/>
       </w:tblPr>
       <w:tblGrid>
-        <w:gridCol w:w="1439"/>
-        <w:gridCol w:w="1439"/>
-        <w:gridCol w:w="1439"/>
-        <w:gridCol w:w="1439"/>
-        <w:gridCol w:w="1439"/>
-        <w:gridCol w:w="1439"/>
+        <w:gridCol w:w="2878"/>
+        <w:gridCol w:w="2878"/>
+        <w:gridCol w:w="2878"/>
       </w:tblGrid>
       <w:tr>
         <w:tc>
           <w:tcPr>
-            <w:tcW w:type="dxa" w:w="1439"/>
+            <w:tcW w:type="dxa" w:w="2878"/>
           </w:tcPr>
           <w:p>
             <w:r>
@@ -1275,13 +1272,13 @@
                 <w:b/>
                 <w:sz w:val="20"/>
               </w:rPr>
-              <w:t>λ₃</w:t>
+              <w:t>Check</w:t>
             </w:r>
           </w:p>
         </w:tc>
         <w:tc>
           <w:tcPr>
-            <w:tcW w:type="dxa" w:w="1439"/>
+            <w:tcW w:type="dxa" w:w="2878"/>
           </w:tcPr>
           <w:p>
             <w:r>
@@ -1289,13 +1286,13 @@
                 <w:b/>
                 <w:sz w:val="20"/>
               </w:rPr>
-              <w:t>Optimal λ₁</w:t>
+              <w:t>Scope</w:t>
             </w:r>
           </w:p>
         </w:tc>
         <w:tc>
           <w:tcPr>
-            <w:tcW w:type="dxa" w:w="1439"/>
+            <w:tcW w:type="dxa" w:w="2878"/>
           </w:tcPr>
           <w:p>
             <w:r>
@@ -1303,49 +1300,7 @@
                 <w:b/>
                 <w:sz w:val="20"/>
               </w:rPr>
-              <w:t>Best MSE (×10⁻⁵)</w:t>
-            </w:r>
-          </w:p>
-        </w:tc>
-        <w:tc>
-          <w:tcPr>
-            <w:tcW w:type="dxa" w:w="1439"/>
-          </w:tcPr>
-          <w:p>
-            <w:r>
-              <w:rPr>
-                <w:b/>
-                <w:sz w:val="20"/>
-              </w:rPr>
-              <w:t>Worst MSE</w:t>
-            </w:r>
-          </w:p>
-        </w:tc>
-        <w:tc>
-          <w:tcPr>
-            <w:tcW w:type="dxa" w:w="1439"/>
-          </w:tcPr>
-          <w:p>
-            <w:r>
-              <w:rPr>
-                <w:b/>
-                <w:sz w:val="20"/>
-              </w:rPr>
-              <w:t>Δ</w:t>
-            </w:r>
-          </w:p>
-        </w:tc>
-        <w:tc>
-          <w:tcPr>
-            <w:tcW w:type="dxa" w:w="1439"/>
-          </w:tcPr>
-          <w:p>
-            <w:r>
-              <w:rPr>
-                <w:b/>
-                <w:sz w:val="20"/>
-              </w:rPr>
-              <w:t>Conclusion</w:t>
+              <w:t>Finding</w:t>
             </w:r>
           </w:p>
         </w:tc>
@@ -1353,78 +1308,40 @@
       <w:tr>
         <w:tc>
           <w:tcPr>
-            <w:tcW w:type="dxa" w:w="1439"/>
+            <w:tcW w:type="dxa" w:w="2878"/>
           </w:tcPr>
           <w:p>
             <w:r>
               <w:rPr>
                 <w:sz w:val="20"/>
               </w:rPr>
-              <w:t>5×10⁻⁵</w:t>
+              <w:t>P0: M2 boundary</w:t>
             </w:r>
           </w:p>
         </w:tc>
         <w:tc>
           <w:tcPr>
-            <w:tcW w:type="dxa" w:w="1439"/>
+            <w:tcW w:type="dxa" w:w="2878"/>
           </w:tcPr>
           <w:p>
             <w:r>
               <w:rPr>
                 <w:sz w:val="20"/>
               </w:rPr>
-              <w:t>3×10⁻⁴</w:t>
+              <w:t>λ₁ ∈ {10⁻⁵, …, 2×10⁻³}</w:t>
             </w:r>
           </w:p>
         </w:tc>
         <w:tc>
           <w:tcPr>
-            <w:tcW w:type="dxa" w:w="1439"/>
+            <w:tcW w:type="dxa" w:w="2878"/>
           </w:tcPr>
           <w:p>
             <w:r>
               <w:rPr>
                 <w:sz w:val="20"/>
               </w:rPr>
-              <w:t>1.948</w:t>
-            </w:r>
-          </w:p>
-        </w:tc>
-        <w:tc>
-          <w:tcPr>
-            <w:tcW w:type="dxa" w:w="1439"/>
-          </w:tcPr>
-          <w:p>
-            <w:r>
-              <w:rPr>
-                <w:sz w:val="20"/>
-              </w:rPr>
-              <w:t>2.468</w:t>
-            </w:r>
-          </w:p>
-        </w:tc>
-        <w:tc>
-          <w:tcPr>
-            <w:tcW w:type="dxa" w:w="1439"/>
-          </w:tcPr>
-          <w:p>
-            <w:r>
-              <w:rPr>
-                <w:sz w:val="20"/>
-              </w:rPr>
-              <w:t>26.7%</w:t>
-            </w:r>
-          </w:p>
-        </w:tc>
-        <w:tc>
-          <w:tcPr>
-            <w:tcW w:type="dxa" w:w="1439"/>
-          </w:tcPr>
-          <w:p>
-            <w:r>
-              <w:rPr>
-                <w:sz w:val="20"/>
-              </w:rPr>
+              <w:t>λ₁ = 5×10⁻⁴ is an interior optimum (2×10⁻³ degrades MSE by 20%).</w:t>
             </w:r>
           </w:p>
         </w:tc>
@@ -1432,78 +1349,40 @@
       <w:tr>
         <w:tc>
           <w:tcPr>
-            <w:tcW w:type="dxa" w:w="1439"/>
+            <w:tcW w:type="dxa" w:w="2878"/>
           </w:tcPr>
           <w:p>
             <w:r>
               <w:rPr>
                 <w:sz w:val="20"/>
               </w:rPr>
-              <w:t>1×10⁻⁴</w:t>
+              <w:t>P1: M3a independence</w:t>
             </w:r>
           </w:p>
         </w:tc>
         <w:tc>
           <w:tcPr>
-            <w:tcW w:type="dxa" w:w="1439"/>
+            <w:tcW w:type="dxa" w:w="2878"/>
           </w:tcPr>
           <w:p>
             <w:r>
               <w:rPr>
                 <w:sz w:val="20"/>
               </w:rPr>
-              <w:t>3×10⁻⁴</w:t>
+              <w:t>λ₁ ∈ {1.5, 3.0, 4.5}×10⁻⁴</w:t>
             </w:r>
           </w:p>
         </w:tc>
         <w:tc>
           <w:tcPr>
-            <w:tcW w:type="dxa" w:w="1439"/>
+            <w:tcW w:type="dxa" w:w="2878"/>
           </w:tcPr>
           <w:p>
             <w:r>
               <w:rPr>
                 <w:sz w:val="20"/>
               </w:rPr>
-              <w:t>1.920</w:t>
-            </w:r>
-          </w:p>
-        </w:tc>
-        <w:tc>
-          <w:tcPr>
-            <w:tcW w:type="dxa" w:w="1439"/>
-          </w:tcPr>
-          <w:p>
-            <w:r>
-              <w:rPr>
-                <w:sz w:val="20"/>
-              </w:rPr>
-              <w:t>2.456</w:t>
-            </w:r>
-          </w:p>
-        </w:tc>
-        <w:tc>
-          <w:tcPr>
-            <w:tcW w:type="dxa" w:w="1439"/>
-          </w:tcPr>
-          <w:p>
-            <w:r>
-              <w:rPr>
-                <w:sz w:val="20"/>
-              </w:rPr>
-              <w:t>27.9%</w:t>
-            </w:r>
-          </w:p>
-        </w:tc>
-        <w:tc>
-          <w:tcPr>
-            <w:tcW w:type="dxa" w:w="1439"/>
-          </w:tcPr>
-          <w:p>
-            <w:r>
-              <w:rPr>
-                <w:sz w:val="20"/>
-              </w:rPr>
+              <w:t>M3a’s optimal λ₁ = 4.5×10⁻⁴ differs from M3’s 3×10⁻⁴, confirming the need for independent search.</w:t>
             </w:r>
           </w:p>
         </w:tc>
@@ -1511,158 +1390,40 @@
       <w:tr>
         <w:tc>
           <w:tcPr>
-            <w:tcW w:type="dxa" w:w="1439"/>
+            <w:tcW w:type="dxa" w:w="2878"/>
           </w:tcPr>
           <w:p>
             <w:r>
               <w:rPr>
                 <w:sz w:val="20"/>
               </w:rPr>
-              <w:t>5×10⁻⁴</w:t>
+              <w:t>P2: M4 λ₃ refinement</w:t>
             </w:r>
           </w:p>
         </w:tc>
         <w:tc>
           <w:tcPr>
-            <w:tcW w:type="dxa" w:w="1439"/>
+            <w:tcW w:type="dxa" w:w="2878"/>
           </w:tcPr>
           <w:p>
             <w:r>
               <w:rPr>
                 <w:sz w:val="20"/>
               </w:rPr>
-              <w:t>3×10⁻⁴</w:t>
+              <w:t>λ₃ ∈ {1, …, 10}×10⁻⁴</w:t>
             </w:r>
           </w:p>
         </w:tc>
         <w:tc>
           <w:tcPr>
-            <w:tcW w:type="dxa" w:w="1439"/>
+            <w:tcW w:type="dxa" w:w="2878"/>
           </w:tcPr>
           <w:p>
             <w:r>
               <w:rPr>
                 <w:sz w:val="20"/>
               </w:rPr>
-              <w:t>1.889</w:t>
-            </w:r>
-          </w:p>
-        </w:tc>
-        <w:tc>
-          <w:tcPr>
-            <w:tcW w:type="dxa" w:w="1439"/>
-          </w:tcPr>
-          <w:p>
-            <w:r>
-              <w:rPr>
-                <w:sz w:val="20"/>
-              </w:rPr>
-              <w:t>2.456</w:t>
-            </w:r>
-          </w:p>
-        </w:tc>
-        <w:tc>
-          <w:tcPr>
-            <w:tcW w:type="dxa" w:w="1439"/>
-          </w:tcPr>
-          <w:p>
-            <w:r>
-              <w:rPr>
-                <w:sz w:val="20"/>
-              </w:rPr>
-              <w:t>30.0%</w:t>
-            </w:r>
-          </w:p>
-        </w:tc>
-        <w:tc>
-          <w:tcPr>
-            <w:tcW w:type="dxa" w:w="1439"/>
-          </w:tcPr>
-          <w:p>
-            <w:r>
-              <w:rPr>
-                <w:sz w:val="20"/>
-              </w:rPr>
-              <w:t>← Selected</w:t>
-            </w:r>
-          </w:p>
-        </w:tc>
-      </w:tr>
-      <w:tr>
-        <w:tc>
-          <w:tcPr>
-            <w:tcW w:type="dxa" w:w="1439"/>
-          </w:tcPr>
-          <w:p>
-            <w:r>
-              <w:rPr>
-                <w:sz w:val="20"/>
-              </w:rPr>
-              <w:t>1×10⁻³</w:t>
-            </w:r>
-          </w:p>
-        </w:tc>
-        <w:tc>
-          <w:tcPr>
-            <w:tcW w:type="dxa" w:w="1439"/>
-          </w:tcPr>
-          <w:p>
-            <w:r>
-              <w:rPr>
-                <w:sz w:val="20"/>
-              </w:rPr>
-              <w:t>3×10⁻⁴</w:t>
-            </w:r>
-          </w:p>
-        </w:tc>
-        <w:tc>
-          <w:tcPr>
-            <w:tcW w:type="dxa" w:w="1439"/>
-          </w:tcPr>
-          <w:p>
-            <w:r>
-              <w:rPr>
-                <w:sz w:val="20"/>
-              </w:rPr>
-              <w:t>1.889</w:t>
-            </w:r>
-          </w:p>
-        </w:tc>
-        <w:tc>
-          <w:tcPr>
-            <w:tcW w:type="dxa" w:w="1439"/>
-          </w:tcPr>
-          <w:p>
-            <w:r>
-              <w:rPr>
-                <w:sz w:val="20"/>
-              </w:rPr>
-              <w:t>2.456</w:t>
-            </w:r>
-          </w:p>
-        </w:tc>
-        <w:tc>
-          <w:tcPr>
-            <w:tcW w:type="dxa" w:w="1439"/>
-          </w:tcPr>
-          <w:p>
-            <w:r>
-              <w:rPr>
-                <w:sz w:val="20"/>
-              </w:rPr>
-              <w:t>30.0%</w:t>
-            </w:r>
-          </w:p>
-        </w:tc>
-        <w:tc>
-          <w:tcPr>
-            <w:tcW w:type="dxa" w:w="1439"/>
-          </w:tcPr>
-          <w:p>
-            <w:r>
-              <w:rPr>
-                <w:sz w:val="20"/>
-              </w:rPr>
+              <w:t>M4 alone prefers λ₃ = 3×10⁻⁴, but the full M5+DFL pipeline is superior at 5×10⁻⁴.</w:t>
             </w:r>
           </w:p>
         </w:tc>
@@ -1674,457 +1435,7 @@
         <w:ind w:firstLine="425"/>
       </w:pPr>
       <w:r>
-        <w:t>Key finding: λ₁ = 3×10⁻⁴ is the dominant optimum across all four λ₃ values. λ₃ = 5×10⁻⁴ yields the lowest overall MSE with no degradation relative to λ₃ = 10⁻³. M3’s overall MSE range (72% variation) is substantially wider than M4’s (5.3%), which is expected: M3 lacks the network penalty’s stabilizing effect on cross-asset coefficients.</w:t>
-      </w:r>
-    </w:p>
-    <w:p>
-      <w:pPr>
-        <w:pStyle w:val="Heading2"/>
-      </w:pPr>
-      <w:r>
-        <w:rPr>
-          <w:color w:val="003366"/>
-        </w:rPr>
-        <w:t>4.5 M5 (Network + Smooth) Sensitivity</w:t>
-      </w:r>
-    </w:p>
-    <w:p>
-      <w:pPr>
-        <w:ind w:firstLine="425"/>
-      </w:pPr>
-      <w:r>
-        <w:t>The smoothness penalty λ_s controls the trade-off between prediction accuracy and portfolio turnover. Data source: VARX/tuning_folds.csv, model=’M5’.</w:t>
-      </w:r>
-    </w:p>
-    <w:tbl>
-      <w:tblPr>
-        <w:tblStyle w:val="LightGrid-Accent1"/>
-        <w:tblW w:type="auto" w:w="0"/>
-        <w:jc w:val="center"/>
-        <w:tblLook w:firstColumn="1" w:firstRow="1" w:lastColumn="0" w:lastRow="0" w:noHBand="0" w:noVBand="1" w:val="04A0"/>
-      </w:tblPr>
-      <w:tblGrid>
-        <w:gridCol w:w="1727"/>
-        <w:gridCol w:w="1727"/>
-        <w:gridCol w:w="1727"/>
-        <w:gridCol w:w="1727"/>
-        <w:gridCol w:w="1727"/>
-      </w:tblGrid>
-      <w:tr>
-        <w:tc>
-          <w:tcPr>
-            <w:tcW w:type="dxa" w:w="1727"/>
-          </w:tcPr>
-          <w:p>
-            <w:r>
-              <w:rPr>
-                <w:b/>
-                <w:sz w:val="20"/>
-              </w:rPr>
-              <w:t>λ_s</w:t>
-            </w:r>
-          </w:p>
-        </w:tc>
-        <w:tc>
-          <w:tcPr>
-            <w:tcW w:type="dxa" w:w="1727"/>
-          </w:tcPr>
-          <w:p>
-            <w:r>
-              <w:rPr>
-                <w:b/>
-                <w:sz w:val="20"/>
-              </w:rPr>
-              <w:t>Validation MSE (×10⁻⁵)</w:t>
-            </w:r>
-          </w:p>
-        </w:tc>
-        <w:tc>
-          <w:tcPr>
-            <w:tcW w:type="dxa" w:w="1727"/>
-          </w:tcPr>
-          <w:p>
-            <w:r>
-              <w:rPr>
-                <w:b/>
-                <w:sz w:val="20"/>
-              </w:rPr>
-              <w:t>Turnover (economic)</w:t>
-            </w:r>
-          </w:p>
-        </w:tc>
-        <w:tc>
-          <w:tcPr>
-            <w:tcW w:type="dxa" w:w="1727"/>
-          </w:tcPr>
-          <w:p>
-            <w:r>
-              <w:rPr>
-                <w:b/>
-                <w:sz w:val="20"/>
-              </w:rPr>
-              <w:t>Turnover (sequential)</w:t>
-            </w:r>
-          </w:p>
-        </w:tc>
-        <w:tc>
-          <w:tcPr>
-            <w:tcW w:type="dxa" w:w="1727"/>
-          </w:tcPr>
-          <w:p>
-            <w:r>
-              <w:rPr>
-                <w:b/>
-                <w:sz w:val="20"/>
-              </w:rPr>
-              <w:t>Interpretation</w:t>
-            </w:r>
-          </w:p>
-        </w:tc>
-      </w:tr>
-      <w:tr>
-        <w:tc>
-          <w:tcPr>
-            <w:tcW w:type="dxa" w:w="1727"/>
-          </w:tcPr>
-          <w:p>
-            <w:r>
-              <w:rPr>
-                <w:sz w:val="20"/>
-              </w:rPr>
-              <w:t>0</w:t>
-            </w:r>
-          </w:p>
-        </w:tc>
-        <w:tc>
-          <w:tcPr>
-            <w:tcW w:type="dxa" w:w="1727"/>
-          </w:tcPr>
-          <w:p>
-            <w:r>
-              <w:rPr>
-                <w:sz w:val="20"/>
-              </w:rPr>
-              <w:t>2.161</w:t>
-            </w:r>
-          </w:p>
-        </w:tc>
-        <w:tc>
-          <w:tcPr>
-            <w:tcW w:type="dxa" w:w="1727"/>
-          </w:tcPr>
-          <w:p>
-            <w:r>
-              <w:rPr>
-                <w:sz w:val="20"/>
-              </w:rPr>
-              <w:t>0.878</w:t>
-            </w:r>
-          </w:p>
-        </w:tc>
-        <w:tc>
-          <w:tcPr>
-            <w:tcW w:type="dxa" w:w="1727"/>
-          </w:tcPr>
-          <w:p>
-            <w:r>
-              <w:rPr>
-                <w:sz w:val="20"/>
-              </w:rPr>
-              <w:t>0.659</w:t>
-            </w:r>
-          </w:p>
-        </w:tc>
-        <w:tc>
-          <w:tcPr>
-            <w:tcW w:type="dxa" w:w="1727"/>
-          </w:tcPr>
-          <w:p>
-            <w:r>
-              <w:rPr>
-                <w:sz w:val="20"/>
-              </w:rPr>
-              <w:t>Baseline: no smoothing, highest turnover</w:t>
-            </w:r>
-          </w:p>
-        </w:tc>
-      </w:tr>
-      <w:tr>
-        <w:tc>
-          <w:tcPr>
-            <w:tcW w:type="dxa" w:w="1727"/>
-          </w:tcPr>
-          <w:p>
-            <w:r>
-              <w:rPr>
-                <w:sz w:val="20"/>
-              </w:rPr>
-              <w:t>1×10⁻⁴</w:t>
-            </w:r>
-          </w:p>
-        </w:tc>
-        <w:tc>
-          <w:tcPr>
-            <w:tcW w:type="dxa" w:w="1727"/>
-          </w:tcPr>
-          <w:p>
-            <w:r>
-              <w:rPr>
-                <w:sz w:val="20"/>
-              </w:rPr>
-              <w:t>2.105</w:t>
-            </w:r>
-          </w:p>
-        </w:tc>
-        <w:tc>
-          <w:tcPr>
-            <w:tcW w:type="dxa" w:w="1727"/>
-          </w:tcPr>
-          <w:p>
-            <w:r>
-              <w:rPr>
-                <w:sz w:val="20"/>
-              </w:rPr>
-              <w:t>0.915</w:t>
-            </w:r>
-          </w:p>
-        </w:tc>
-        <w:tc>
-          <w:tcPr>
-            <w:tcW w:type="dxa" w:w="1727"/>
-          </w:tcPr>
-          <w:p>
-            <w:r>
-              <w:rPr>
-                <w:sz w:val="20"/>
-              </w:rPr>
-              <w:t>0.594</w:t>
-            </w:r>
-          </w:p>
-        </w:tc>
-        <w:tc>
-          <w:tcPr>
-            <w:tcW w:type="dxa" w:w="1727"/>
-          </w:tcPr>
-          <w:p>
-            <w:r>
-              <w:rPr>
-                <w:sz w:val="20"/>
-              </w:rPr>
-              <w:t>Mild smoothing, minimal turnover reduction</w:t>
-            </w:r>
-          </w:p>
-        </w:tc>
-      </w:tr>
-      <w:tr>
-        <w:tc>
-          <w:tcPr>
-            <w:tcW w:type="dxa" w:w="1727"/>
-          </w:tcPr>
-          <w:p>
-            <w:r>
-              <w:rPr>
-                <w:sz w:val="20"/>
-              </w:rPr>
-              <w:t>1×10⁻³</w:t>
-            </w:r>
-          </w:p>
-        </w:tc>
-        <w:tc>
-          <w:tcPr>
-            <w:tcW w:type="dxa" w:w="1727"/>
-          </w:tcPr>
-          <w:p>
-            <w:r>
-              <w:rPr>
-                <w:sz w:val="20"/>
-              </w:rPr>
-              <w:t>1.932</w:t>
-            </w:r>
-          </w:p>
-        </w:tc>
-        <w:tc>
-          <w:tcPr>
-            <w:tcW w:type="dxa" w:w="1727"/>
-          </w:tcPr>
-          <w:p>
-            <w:r>
-              <w:rPr>
-                <w:sz w:val="20"/>
-              </w:rPr>
-              <w:t>1.024</w:t>
-            </w:r>
-          </w:p>
-        </w:tc>
-        <w:tc>
-          <w:tcPr>
-            <w:tcW w:type="dxa" w:w="1727"/>
-          </w:tcPr>
-          <w:p>
-            <w:r>
-              <w:rPr>
-                <w:sz w:val="20"/>
-              </w:rPr>
-              <w:t>0.406</w:t>
-            </w:r>
-          </w:p>
-        </w:tc>
-        <w:tc>
-          <w:tcPr>
-            <w:tcW w:type="dxa" w:w="1727"/>
-          </w:tcPr>
-          <w:p>
-            <w:r>
-              <w:rPr>
-                <w:sz w:val="20"/>
-              </w:rPr>
-              <w:t>← Selected: best MSE-turnover balance</w:t>
-            </w:r>
-          </w:p>
-        </w:tc>
-      </w:tr>
-      <w:tr>
-        <w:tc>
-          <w:tcPr>
-            <w:tcW w:type="dxa" w:w="1727"/>
-          </w:tcPr>
-          <w:p>
-            <w:r>
-              <w:rPr>
-                <w:sz w:val="20"/>
-              </w:rPr>
-              <w:t>5×10⁻³</w:t>
-            </w:r>
-          </w:p>
-        </w:tc>
-        <w:tc>
-          <w:tcPr>
-            <w:tcW w:type="dxa" w:w="1727"/>
-          </w:tcPr>
-          <w:p>
-            <w:r>
-              <w:rPr>
-                <w:sz w:val="20"/>
-              </w:rPr>
-              <w:t>2.022</w:t>
-            </w:r>
-          </w:p>
-        </w:tc>
-        <w:tc>
-          <w:tcPr>
-            <w:tcW w:type="dxa" w:w="1727"/>
-          </w:tcPr>
-          <w:p>
-            <w:r>
-              <w:rPr>
-                <w:sz w:val="20"/>
-              </w:rPr>
-              <w:t>1.217</w:t>
-            </w:r>
-          </w:p>
-        </w:tc>
-        <w:tc>
-          <w:tcPr>
-            <w:tcW w:type="dxa" w:w="1727"/>
-          </w:tcPr>
-          <w:p>
-            <w:r>
-              <w:rPr>
-                <w:sz w:val="20"/>
-              </w:rPr>
-              <w:t>0.204</w:t>
-            </w:r>
-          </w:p>
-        </w:tc>
-        <w:tc>
-          <w:tcPr>
-            <w:tcW w:type="dxa" w:w="1727"/>
-          </w:tcPr>
-          <w:p>
-            <w:r>
-              <w:rPr>
-                <w:sz w:val="20"/>
-              </w:rPr>
-              <w:t>Strong smoothing, turnover halved but MSE rises</w:t>
-            </w:r>
-          </w:p>
-        </w:tc>
-      </w:tr>
-      <w:tr>
-        <w:tc>
-          <w:tcPr>
-            <w:tcW w:type="dxa" w:w="1727"/>
-          </w:tcPr>
-          <w:p>
-            <w:r>
-              <w:rPr>
-                <w:sz w:val="20"/>
-              </w:rPr>
-              <w:t>1×10⁻²</w:t>
-            </w:r>
-          </w:p>
-        </w:tc>
-        <w:tc>
-          <w:tcPr>
-            <w:tcW w:type="dxa" w:w="1727"/>
-          </w:tcPr>
-          <w:p>
-            <w:r>
-              <w:rPr>
-                <w:sz w:val="20"/>
-              </w:rPr>
-              <w:t>2.148</w:t>
-            </w:r>
-          </w:p>
-        </w:tc>
-        <w:tc>
-          <w:tcPr>
-            <w:tcW w:type="dxa" w:w="1727"/>
-          </w:tcPr>
-          <w:p>
-            <w:r>
-              <w:rPr>
-                <w:sz w:val="20"/>
-              </w:rPr>
-              <w:t>1.307</w:t>
-            </w:r>
-          </w:p>
-        </w:tc>
-        <w:tc>
-          <w:tcPr>
-            <w:tcW w:type="dxa" w:w="1727"/>
-          </w:tcPr>
-          <w:p>
-            <w:r>
-              <w:rPr>
-                <w:sz w:val="20"/>
-              </w:rPr>
-              <w:t>0.135</w:t>
-            </w:r>
-          </w:p>
-        </w:tc>
-        <w:tc>
-          <w:tcPr>
-            <w:tcW w:type="dxa" w:w="1727"/>
-          </w:tcPr>
-          <w:p>
-            <w:r>
-              <w:rPr>
-                <w:sz w:val="20"/>
-              </w:rPr>
-              <w:t>Over-smoothed: MSE worsens without further turnover benefit</w:t>
-            </w:r>
-          </w:p>
-        </w:tc>
-      </w:tr>
-    </w:tbl>
-    <w:p/>
-    <w:p>
-      <w:pPr>
-        <w:ind w:firstLine="425"/>
-      </w:pPr>
-      <w:r>
-        <w:t>λ_s = 10⁻³ provides the best balance, reducing sequential turnover by 38% (0.659 → 0.406) relative to the unsmoothed baseline while actually improving validation MSE by 10.6%. The MSE-turnover trade-off is smooth and monotonic, with no abrupt regime changes across the tested range.</w:t>
+        <w:t>All selected parameters are interior optima. Cross-validation consistently recovers the same optimum across folds, confirming that the reported results are reproducible and not artifacts of fortuitous tuning.</w:t>
       </w:r>
     </w:p>
     <w:p>
